--- a/tests/fixtures/articles/movable-type.docx
+++ b/tests/fixtures/articles/movable-type.docx
@@ -10,7 +10,7 @@
         <w:t xml:space="preserve">Movable type</w:t>
       </w:r>
     </w:p>
-    <w:bookmarkStart w:id="9" w:name="movable-type"/>
+    <w:bookmarkStart w:id="12" w:name="movable-type"/>
     <w:p>
       <w:pPr>
         <w:pStyle w:val="Heading1"/>
@@ -28,7 +28,7 @@
           <w:i/>
           <w:iCs/>
         </w:rPr>
-        <w:t xml:space="preserve">A Wikipedia-sourced article converted for end-to-end testing of Forme's PPTX builder.</w:t>
+        <w:t xml:space="preserve">A working letterpress, still in commercial use in 2024.</w:t>
       </w:r>
     </w:p>
     <w:p>
@@ -48,6 +48,53 @@
         <w:pStyle w:val="BodyText"/>
       </w:pPr>
       <w:r>
+        <w:drawing>
+          <wp:inline>
+            <wp:extent cx="5334000" cy="3200400"/>
+            <wp:effectExtent b="0" l="0" r="0" t="0"/>
+            <wp:docPr descr="Hero image" title="" id="10" name="Picture"/>
+            <a:graphic>
+              <a:graphicData uri="http://schemas.openxmlformats.org/drawingml/2006/picture">
+                <pic:pic>
+                  <pic:nvPicPr>
+                    <pic:cNvPr descr="/Users/siraj/Print%20CMS/tests/fixtures/articles/_hero-movable-type.jpg" id="11" name="Picture"/>
+                    <pic:cNvPicPr>
+                      <a:picLocks noChangeArrowheads="1" noChangeAspect="1"/>
+                    </pic:cNvPicPr>
+                  </pic:nvPicPr>
+                  <pic:blipFill>
+                    <a:blip r:embed="rId9"/>
+                    <a:stretch>
+                      <a:fillRect/>
+                    </a:stretch>
+                  </pic:blipFill>
+                  <pic:spPr bwMode="auto">
+                    <a:xfrm>
+                      <a:off x="0" y="0"/>
+                      <a:ext cx="5334000" cy="3200400"/>
+                    </a:xfrm>
+                    <a:prstGeom prst="rect">
+                      <a:avLst/>
+                    </a:prstGeom>
+                    <a:noFill/>
+                    <a:ln w="9525">
+                      <a:noFill/>
+                      <a:headEnd/>
+                      <a:tailEnd/>
+                    </a:ln>
+                  </pic:spPr>
+                </pic:pic>
+              </a:graphicData>
+            </a:graphic>
+          </wp:inline>
+        </w:drawing>
+      </w:r>
+    </w:p>
+    <w:p>
+      <w:pPr>
+        <w:pStyle w:val="BodyText"/>
+      </w:pPr>
+      <w:r>
         <w:t xml:space="preserve">Movable type (US English; moveable type in British English) is the system and technology of printing and typography that uses movable components to reproduce the elements of a document (usually individual alphanumeric characters or punctuation marks) usually on the medium of paper. Overview The world's first movable type printing technology for paper books was made of porcelain materials and was invented around 1040 AD in China during the Northern Song dynasty by the inventor Bi Sheng (990–1051). The invention was recorded in the Dream Pool Essays by Chinese scholar-official and polymath Shen Kuo (1031–1095 CE). This extant book provides a detailed description of the technical details of Bi Sheng's invention of movable type printing. The first recorded use of (metal) copper movable type in the 12th century is from a legal and financial document of the Jin Dynasty. This printed paper document titled Jinchao Zhu Chao Gongyi </w:t>
       </w:r>
       <w:r>
@@ -168,7 +215,7 @@
         <w:t xml:space="preserve"> was printed with 253,500 wooden movable types on order of the Qianlong Emperor, and completed in one year. Metal movable type China At least 13 material finds in China indicate the invention of bronze movable type printing in China no later than the 12th century, with the country producing large-scale bronze-plate-printed paper money and formal official documents issued by the Jin (1115–1234) and Southern Song (1127–1279) dynasties with embedded bronze metal types for anti-counterfeit markers. Such paper-money</w:t>
       </w:r>
     </w:p>
-    <w:bookmarkEnd w:id="9"/>
+    <w:bookmarkEnd w:id="12"/>
     <w:sectPr>
       <w:footnotePr>
         <w:numRestart w:val="eachSect"/>
